--- a/Quiz/Ch5 Quiz ANS.docx
+++ b/Quiz/Ch5 Quiz ANS.docx
@@ -834,10 +834,7 @@
         <w:spacing w:after="0" w:afterAutospacing="0"/>
       </w:pPr>
       <w:r>
-        <w:t>I</w:t>
-      </w:r>
-      <w:r>
-        <w:t>n the instruction LDR r1, [r0, r2], what does r2 represent?</w:t>
+        <w:t>In the instruction LDR r1, [r0, r2], what does r2 represent?</w:t>
       </w:r>
     </w:p>
     <w:p>
@@ -990,7 +987,7 @@
         </w:numPr>
       </w:pPr>
       <w:r>
-        <w:t>On Cortex-M, what is the default endianness and configurability mentioned in the slides?</w:t>
+        <w:t>On Cortex-M, what is the default endianness and configurability?</w:t>
       </w:r>
       <w:r>
         <w:br/>
@@ -1977,7 +1974,7 @@
   <w:docDefaults>
     <w:rPrDefault>
       <w:rPr>
-        <w:rFonts w:ascii="Georgia" w:eastAsiaTheme="minorHAnsi" w:hAnsiTheme="minorHAnsi" w:cstheme="minorBidi"/>
+        <w:rFonts w:ascii="Georgia" w:eastAsiaTheme="minorEastAsia" w:hAnsiTheme="minorHAnsi" w:cstheme="minorBidi"/>
         <w:sz w:val="21"/>
         <w:szCs w:val="22"/>
         <w:lang w:val="en-US" w:eastAsia="en-US" w:bidi="ar-SA"/>
